--- a/bylaws.docx
+++ b/bylaws.docx
@@ -17,6 +17,7 @@
     </w:p>
     <w:sdt>
       <w:sdtPr>
+        <w:id w:val="917869103"/>
         <w:docPartObj>
           <w:docPartGallery w:val="Table of Contents"/>
           <w:docPartUnique w:val="1"/>
@@ -11671,7 +11672,7 @@
     <w:name w:val="normal"/>
   </w:style>
   <w:style w:type="table" w:styleId="TableNormal" w:default="1">
-    <w:name w:val="Table Normal"/>
+    <w:name w:val="TableNormal"/>
   </w:style>
   <w:style w:type="paragraph" w:styleId="Heading1">
     <w:name w:val="heading 1"/>

--- a/bylaws.docx
+++ b/bylaws.docx
@@ -17,7 +17,7 @@
     </w:p>
     <w:sdt>
       <w:sdtPr>
-        <w:id w:val="917869103"/>
+        <w:id w:val="843835489"/>
         <w:docPartObj>
           <w:docPartGallery w:val="Table of Contents"/>
           <w:docPartUnique w:val="1"/>
@@ -11668,11 +11668,19 @@
       </w:pPr>
     </w:pPrDefault>
   </w:docDefaults>
+  <w:style w:type="table" w:styleId="TableNormal" w:default="1">
+    <w:name w:val="TableNormal"/>
+    <w:tblPr>
+      <w:tblCellMar>
+        <w:top w:w="100.0" w:type="dxa"/>
+        <w:left w:w="100.0" w:type="dxa"/>
+        <w:bottom w:w="100.0" w:type="dxa"/>
+        <w:right w:w="100.0" w:type="dxa"/>
+      </w:tblCellMar>
+    </w:tblPr>
+  </w:style>
   <w:style w:type="paragraph" w:styleId="Normal" w:default="1">
     <w:name w:val="normal"/>
-  </w:style>
-  <w:style w:type="table" w:styleId="TableNormal" w:default="1">
-    <w:name w:val="TableNormal"/>
   </w:style>
   <w:style w:type="paragraph" w:styleId="Heading1">
     <w:name w:val="heading 1"/>

--- a/bylaws.docx
+++ b/bylaws.docx
@@ -17,7 +17,7 @@
     </w:p>
     <w:sdt>
       <w:sdtPr>
-        <w:id w:val="235536329"/>
+        <w:id w:val="-1740130012"/>
         <w:docPartObj>
           <w:docPartGallery w:val="Table of Contents"/>
           <w:docPartUnique w:val="1"/>
